--- a/docs/questions/qs-quadraticformula.docx
+++ b/docs/questions/qs-quadraticformula.docx
@@ -52,7 +52,7 @@
         </w:rPr>
         <w:t xml:space="preserve"> </w:t>
       </w:r>
-      <w:hyperlink r:id="rId20">
+      <w:hyperlink r:id="rId9">
         <w:r>
           <w:rPr>
             <w:rStyle w:val="Hyperlink"/>
@@ -70,7 +70,7 @@
         <w:t xml:space="preserve">.</w:t>
       </w:r>
     </w:p>
-    <w:bookmarkStart w:id="21" w:name="q1"/>
+    <w:bookmarkStart w:id="10" w:name="q1"/>
     <w:p>
       <w:pPr>
         <w:pStyle w:val="Heading2"/>
@@ -1018,19 +1018,21 @@
             </m:r>
           </m:sup>
         </m:sSup>
-        <m:d>
-          <m:dPr>
-            <m:begChr m:val="("/>
-            <m:sepChr m:val=""/>
-            <m:endChr m:val=")"/>
-            <m:grow/>
-          </m:dPr>
-          <m:e>
-            <m:r>
-              <m:t>x</m:t>
-            </m:r>
-          </m:e>
-        </m:d>
+        <m:r>
+          <m:rPr>
+            <m:sty m:val="p"/>
+          </m:rPr>
+          <m:t>(</m:t>
+        </m:r>
+        <m:r>
+          <m:t>x</m:t>
+        </m:r>
+        <m:r>
+          <m:rPr>
+            <m:sty m:val="p"/>
+          </m:rPr>
+          <m:t>)</m:t>
+        </m:r>
         <m:r>
           <m:rPr>
             <m:sty m:val="p"/>
@@ -1046,19 +1048,21 @@
           </m:rPr>
           <m:t>cos</m:t>
         </m:r>
-        <m:d>
-          <m:dPr>
-            <m:begChr m:val="("/>
-            <m:sepChr m:val=""/>
-            <m:endChr m:val=")"/>
-            <m:grow/>
-          </m:dPr>
-          <m:e>
-            <m:r>
-              <m:t>x</m:t>
-            </m:r>
-          </m:e>
-        </m:d>
+        <m:r>
+          <m:rPr>
+            <m:sty m:val="p"/>
+          </m:rPr>
+          <m:t>(</m:t>
+        </m:r>
+        <m:r>
+          <m:t>x</m:t>
+        </m:r>
+        <m:r>
+          <m:rPr>
+            <m:sty m:val="p"/>
+          </m:rPr>
+          <m:t>)</m:t>
+        </m:r>
         <m:r>
           <m:rPr>
             <m:sty m:val="p"/>
@@ -1146,8 +1150,8 @@
         <w:t xml:space="preserve">.</w:t>
       </w:r>
     </w:p>
-    <w:bookmarkEnd w:id="21"/>
-    <w:bookmarkStart w:id="25" w:name="q2"/>
+    <w:bookmarkEnd w:id="10"/>
+    <w:bookmarkStart w:id="14" w:name="q2"/>
     <w:p>
       <w:pPr>
         <w:pStyle w:val="Heading2"/>
@@ -1166,7 +1170,7 @@
       <w:r>
         <w:t xml:space="preserve"> </w:t>
       </w:r>
-      <w:hyperlink r:id="rId22">
+      <w:hyperlink r:id="rId11">
         <w:r>
           <w:rPr>
             <w:rStyle w:val="Hyperlink"/>
@@ -1252,50 +1256,54 @@
         <m:r>
           <m:t> </m:t>
         </m:r>
-        <m:d>
-          <m:dPr>
-            <m:begChr m:val="("/>
-            <m:sepChr m:val=""/>
-            <m:endChr m:val=")"/>
-            <m:grow/>
-          </m:dPr>
-          <m:e>
-            <m:r>
-              <m:t>y</m:t>
-            </m:r>
-            <m:r>
-              <m:rPr>
-                <m:sty m:val="p"/>
-              </m:rPr>
-              <m:t>−</m:t>
-            </m:r>
-            <m:r>
-              <m:t>1</m:t>
-            </m:r>
-          </m:e>
-        </m:d>
-        <m:d>
-          <m:dPr>
-            <m:begChr m:val="("/>
-            <m:sepChr m:val=""/>
-            <m:endChr m:val=")"/>
-            <m:grow/>
-          </m:dPr>
-          <m:e>
-            <m:r>
-              <m:t>y</m:t>
-            </m:r>
-            <m:r>
-              <m:rPr>
-                <m:sty m:val="p"/>
-              </m:rPr>
-              <m:t>−</m:t>
-            </m:r>
-            <m:r>
-              <m:t>4</m:t>
-            </m:r>
-          </m:e>
-        </m:d>
+        <m:r>
+          <m:rPr>
+            <m:sty m:val="p"/>
+          </m:rPr>
+          <m:t>(</m:t>
+        </m:r>
+        <m:r>
+          <m:t>y</m:t>
+        </m:r>
+        <m:r>
+          <m:rPr>
+            <m:sty m:val="p"/>
+          </m:rPr>
+          <m:t>−</m:t>
+        </m:r>
+        <m:r>
+          <m:t>1</m:t>
+        </m:r>
+        <m:r>
+          <m:rPr>
+            <m:sty m:val="p"/>
+          </m:rPr>
+          <m:t>)</m:t>
+        </m:r>
+        <m:r>
+          <m:rPr>
+            <m:sty m:val="p"/>
+          </m:rPr>
+          <m:t>(</m:t>
+        </m:r>
+        <m:r>
+          <m:t>y</m:t>
+        </m:r>
+        <m:r>
+          <m:rPr>
+            <m:sty m:val="p"/>
+          </m:rPr>
+          <m:t>−</m:t>
+        </m:r>
+        <m:r>
+          <m:t>4</m:t>
+        </m:r>
+        <m:r>
+          <m:rPr>
+            <m:sty m:val="p"/>
+          </m:rPr>
+          <m:t>)</m:t>
+        </m:r>
         <m:r>
           <m:rPr>
             <m:sty m:val="p"/>
@@ -1308,50 +1316,54 @@
           </m:rPr>
           <m:t>−</m:t>
         </m:r>
-        <m:d>
-          <m:dPr>
-            <m:begChr m:val="("/>
-            <m:sepChr m:val=""/>
-            <m:endChr m:val=")"/>
-            <m:grow/>
-          </m:dPr>
-          <m:e>
-            <m:r>
-              <m:t>y</m:t>
-            </m:r>
-            <m:r>
-              <m:rPr>
-                <m:sty m:val="p"/>
-              </m:rPr>
-              <m:t>+</m:t>
-            </m:r>
-            <m:r>
-              <m:t>2</m:t>
-            </m:r>
-          </m:e>
-        </m:d>
-        <m:d>
-          <m:dPr>
-            <m:begChr m:val="("/>
-            <m:sepChr m:val=""/>
-            <m:endChr m:val=")"/>
-            <m:grow/>
-          </m:dPr>
-          <m:e>
-            <m:r>
-              <m:t>y</m:t>
-            </m:r>
-            <m:r>
-              <m:rPr>
-                <m:sty m:val="p"/>
-              </m:rPr>
-              <m:t>+</m:t>
-            </m:r>
-            <m:r>
-              <m:t>3</m:t>
-            </m:r>
-          </m:e>
-        </m:d>
+        <m:r>
+          <m:rPr>
+            <m:sty m:val="p"/>
+          </m:rPr>
+          <m:t>(</m:t>
+        </m:r>
+        <m:r>
+          <m:t>y</m:t>
+        </m:r>
+        <m:r>
+          <m:rPr>
+            <m:sty m:val="p"/>
+          </m:rPr>
+          <m:t>+</m:t>
+        </m:r>
+        <m:r>
+          <m:t>2</m:t>
+        </m:r>
+        <m:r>
+          <m:rPr>
+            <m:sty m:val="p"/>
+          </m:rPr>
+          <m:t>)</m:t>
+        </m:r>
+        <m:r>
+          <m:rPr>
+            <m:sty m:val="p"/>
+          </m:rPr>
+          <m:t>(</m:t>
+        </m:r>
+        <m:r>
+          <m:t>y</m:t>
+        </m:r>
+        <m:r>
+          <m:rPr>
+            <m:sty m:val="p"/>
+          </m:rPr>
+          <m:t>+</m:t>
+        </m:r>
+        <m:r>
+          <m:t>3</m:t>
+        </m:r>
+        <m:r>
+          <m:rPr>
+            <m:sty m:val="p"/>
+          </m:rPr>
+          <m:t>)</m:t>
+        </m:r>
       </m:oMath>
       <w:r>
         <w:t xml:space="preserve">; solve for</w:t>
@@ -1388,28 +1400,30 @@
         <m:r>
           <m:t>m</m:t>
         </m:r>
-        <m:d>
-          <m:dPr>
-            <m:begChr m:val="("/>
-            <m:sepChr m:val=""/>
-            <m:endChr m:val=")"/>
-            <m:grow/>
-          </m:dPr>
-          <m:e>
-            <m:r>
-              <m:t>m</m:t>
-            </m:r>
-            <m:r>
-              <m:rPr>
-                <m:sty m:val="p"/>
-              </m:rPr>
-              <m:t>+</m:t>
-            </m:r>
-            <m:r>
-              <m:t>1</m:t>
-            </m:r>
-          </m:e>
-        </m:d>
+        <m:r>
+          <m:rPr>
+            <m:sty m:val="p"/>
+          </m:rPr>
+          <m:t>(</m:t>
+        </m:r>
+        <m:r>
+          <m:t>m</m:t>
+        </m:r>
+        <m:r>
+          <m:rPr>
+            <m:sty m:val="p"/>
+          </m:rPr>
+          <m:t>+</m:t>
+        </m:r>
+        <m:r>
+          <m:t>1</m:t>
+        </m:r>
+        <m:r>
+          <m:rPr>
+            <m:sty m:val="p"/>
+          </m:rPr>
+          <m:t>)</m:t>
+        </m:r>
         <m:r>
           <m:rPr>
             <m:sty m:val="p"/>
@@ -1458,50 +1472,54 @@
         <m:r>
           <m:t> </m:t>
         </m:r>
-        <m:d>
-          <m:dPr>
-            <m:begChr m:val="("/>
-            <m:sepChr m:val=""/>
-            <m:endChr m:val=")"/>
-            <m:grow/>
-          </m:dPr>
-          <m:e>
-            <m:r>
-              <m:t>t</m:t>
-            </m:r>
-            <m:r>
-              <m:rPr>
-                <m:sty m:val="p"/>
-              </m:rPr>
-              <m:t>−</m:t>
-            </m:r>
-            <m:r>
-              <m:t>1</m:t>
-            </m:r>
-          </m:e>
-        </m:d>
-        <m:d>
-          <m:dPr>
-            <m:begChr m:val="("/>
-            <m:sepChr m:val=""/>
-            <m:endChr m:val=")"/>
-            <m:grow/>
-          </m:dPr>
-          <m:e>
-            <m:r>
-              <m:t>t</m:t>
-            </m:r>
-            <m:r>
-              <m:rPr>
-                <m:sty m:val="p"/>
-              </m:rPr>
-              <m:t>+</m:t>
-            </m:r>
-            <m:r>
-              <m:t>1</m:t>
-            </m:r>
-          </m:e>
-        </m:d>
+        <m:r>
+          <m:rPr>
+            <m:sty m:val="p"/>
+          </m:rPr>
+          <m:t>(</m:t>
+        </m:r>
+        <m:r>
+          <m:t>t</m:t>
+        </m:r>
+        <m:r>
+          <m:rPr>
+            <m:sty m:val="p"/>
+          </m:rPr>
+          <m:t>−</m:t>
+        </m:r>
+        <m:r>
+          <m:t>1</m:t>
+        </m:r>
+        <m:r>
+          <m:rPr>
+            <m:sty m:val="p"/>
+          </m:rPr>
+          <m:t>)</m:t>
+        </m:r>
+        <m:r>
+          <m:rPr>
+            <m:sty m:val="p"/>
+          </m:rPr>
+          <m:t>(</m:t>
+        </m:r>
+        <m:r>
+          <m:t>t</m:t>
+        </m:r>
+        <m:r>
+          <m:rPr>
+            <m:sty m:val="p"/>
+          </m:rPr>
+          <m:t>+</m:t>
+        </m:r>
+        <m:r>
+          <m:t>1</m:t>
+        </m:r>
+        <m:r>
+          <m:rPr>
+            <m:sty m:val="p"/>
+          </m:rPr>
+          <m:t>)</m:t>
+        </m:r>
         <m:r>
           <m:rPr>
             <m:sty m:val="p"/>
@@ -1700,7 +1718,7 @@
       <w:r>
         <w:t xml:space="preserve"> </w:t>
       </w:r>
-      <w:hyperlink r:id="rId23">
+      <w:hyperlink r:id="rId12">
         <w:r>
           <w:rPr>
             <w:rStyle w:val="Hyperlink"/>
@@ -1726,7 +1744,7 @@
       <w:pPr>
         <w:pStyle w:val="FirstParagraph"/>
       </w:pPr>
-      <w:hyperlink r:id="rId24">
+      <w:hyperlink r:id="rId13">
         <w:r>
           <w:rPr>
             <w:rStyle w:val="Hyperlink"/>
@@ -1742,8 +1760,8 @@
         </w:pict>
       </w:r>
     </w:p>
-    <w:bookmarkEnd w:id="25"/>
-    <w:bookmarkStart w:id="27" w:name="version-history-and-licensing"/>
+    <w:bookmarkEnd w:id="14"/>
+    <w:bookmarkStart w:id="16" w:name="version-history-and-licensing"/>
     <w:p>
       <w:pPr>
         <w:pStyle w:val="Heading2"/>
@@ -1776,7 +1794,7 @@
       <w:pPr>
         <w:pStyle w:val="FirstParagraph"/>
       </w:pPr>
-      <w:hyperlink r:id="rId26">
+      <w:hyperlink r:id="rId15">
         <w:r>
           <w:rPr>
             <w:rStyle w:val="Hyperlink"/>
@@ -1785,7 +1803,7 @@
         </w:r>
       </w:hyperlink>
     </w:p>
-    <w:bookmarkEnd w:id="27"/>
+    <w:bookmarkEnd w:id="16"/>
     <w:sectPr>
       <w:pgSz w:h="15840" w:w="12240"/>
       <w:pgMar w:bottom="1440" w:footer="720" w:gutter="0" w:header="720" w:left="1440" w:right="1440" w:top="1440"/>
